--- a/assets/articles/YEAR2026/Containerization-and-Orchestration/Portainer/portainer-installation-and-configuration.docx
+++ b/assets/articles/YEAR2026/Containerization-and-Orchestration/Portainer/portainer-installation-and-configuration.docx
@@ -6,793 +6,917 @@
       <w:pPr>
         <w:rPr>
           <w:rFonts w:ascii="Google Sans" w:hAnsi="Google Sans" w:cs="Google Sans"/>
-          <w:color w:val="404040" w:themeColor="text1" w:themeTint="BF"/>
-          <w:sz w:val="24"/>
-          <w:szCs w:val="24"/>
-        </w:rPr>
-      </w:pPr>
-      <w:r>
-        <w:rPr>
-          <w:rFonts w:ascii="Google Sans" w:hAnsi="Google Sans" w:cs="Google Sans"/>
-          <w:color w:val="404040" w:themeColor="text1" w:themeTint="BF"/>
-          <w:sz w:val="24"/>
-          <w:szCs w:val="24"/>
-        </w:rPr>
-        <w:t>Docker Installation</w:t>
-      </w:r>
-      <w:r>
-        <w:rPr>
-          <w:rFonts w:ascii="Google Sans" w:hAnsi="Google Sans" w:cs="Google Sans"/>
-          <w:color w:val="404040" w:themeColor="text1" w:themeTint="BF"/>
-          <w:sz w:val="24"/>
-          <w:szCs w:val="24"/>
-        </w:rPr>
-        <w:t xml:space="preserve"> - Manual</w:t>
+          <w:b/>
+          <w:bCs/>
+          <w:sz w:val="20"/>
+          <w:szCs w:val="20"/>
+        </w:rPr>
+      </w:pPr>
+      <w:r>
+        <w:rPr>
+          <w:rFonts w:ascii="Google Sans" w:hAnsi="Google Sans" w:cs="Google Sans"/>
+          <w:b/>
+          <w:bCs/>
+          <w:sz w:val="20"/>
+          <w:szCs w:val="20"/>
+        </w:rPr>
+        <w:t>Documentation</w:t>
       </w:r>
     </w:p>
     <w:p>
       <w:pPr>
         <w:rPr>
           <w:rFonts w:ascii="Google Sans" w:hAnsi="Google Sans" w:cs="Google Sans"/>
-          <w:color w:val="404040" w:themeColor="text1" w:themeTint="BF"/>
+          <w:sz w:val="18"/>
+          <w:szCs w:val="18"/>
+        </w:rPr>
+      </w:pPr>
+      <w:r>
+        <w:rPr>
+          <w:rFonts w:ascii="Google Sans" w:hAnsi="Google Sans" w:cs="Google Sans"/>
+          <w:sz w:val="18"/>
+          <w:szCs w:val="18"/>
+        </w:rPr>
+        <w:t>https://docs.portainer.io/start/install-ce/server/docker/linux</w:t>
+      </w:r>
+    </w:p>
+    <w:p>
+      <w:pPr>
+        <w:rPr>
+          <w:rFonts w:ascii="Google Sans" w:hAnsi="Google Sans" w:cs="Google Sans"/>
+          <w:sz w:val="18"/>
+          <w:szCs w:val="18"/>
+        </w:rPr>
+      </w:pPr>
+      <w:r>
+        <w:rPr>
+          <w:rFonts w:ascii="Google Sans" w:hAnsi="Google Sans" w:cs="Google Sans"/>
+          <w:sz w:val="18"/>
+          <w:szCs w:val="18"/>
+        </w:rPr>
+        <w:t>https://docs.portainer.io/start/install-ce/server/docker/linux#docker-compose</w:t>
+      </w:r>
+    </w:p>
+    <w:p>
+      <w:pPr>
+        <w:rPr>
+          <w:rFonts w:ascii="Google Sans" w:hAnsi="Google Sans" w:cs="Google Sans"/>
+          <w:sz w:val="18"/>
+          <w:szCs w:val="18"/>
+        </w:rPr>
+      </w:pPr>
+    </w:p>
+    <w:p>
+      <w:pPr>
+        <w:rPr>
+          <w:rFonts w:ascii="Google Sans" w:hAnsi="Google Sans" w:cs="Google Sans"/>
+          <w:b/>
+          <w:bCs/>
+          <w:sz w:val="18"/>
+          <w:szCs w:val="18"/>
+        </w:rPr>
+      </w:pPr>
+      <w:r>
+        <w:rPr>
+          <w:rFonts w:ascii="Google Sans" w:hAnsi="Google Sans" w:cs="Google Sans"/>
+          <w:b/>
+          <w:bCs/>
+          <w:sz w:val="18"/>
+          <w:szCs w:val="18"/>
+        </w:rPr>
+        <w:t>Running compose file</w:t>
+      </w:r>
+    </w:p>
+    <w:p>
+      <w:pPr>
+        <w:rPr>
+          <w:rFonts w:ascii="Google Sans" w:hAnsi="Google Sans" w:cs="Google Sans"/>
+          <w:color w:val="70AD47" w:themeColor="accent6"/>
+          <w:sz w:val="18"/>
+          <w:szCs w:val="18"/>
+        </w:rPr>
+      </w:pPr>
+      <w:r>
+        <w:rPr>
+          <w:rFonts w:ascii="MS Mincho" w:eastAsia="MS Mincho" w:hAnsi="MS Mincho" w:cs="MS Mincho" w:hint="eastAsia"/>
+          <w:color w:val="70AD47" w:themeColor="accent6"/>
+          <w:sz w:val="18"/>
+          <w:szCs w:val="18"/>
+        </w:rPr>
+        <w:t>┌─</w:t>
+      </w:r>
+      <w:r>
+        <w:rPr>
+          <w:rFonts w:ascii="Google Sans" w:hAnsi="Google Sans" w:cs="Google Sans"/>
+          <w:color w:val="70AD47" w:themeColor="accent6"/>
+          <w:sz w:val="18"/>
+          <w:szCs w:val="18"/>
+        </w:rPr>
+        <w:t>[</w:t>
+      </w:r>
+      <w:proofErr w:type="gramStart"/>
+      <w:r>
+        <w:rPr>
+          <w:rFonts w:ascii="Google Sans" w:hAnsi="Google Sans" w:cs="Google Sans"/>
+          <w:color w:val="70AD47" w:themeColor="accent6"/>
+          <w:sz w:val="18"/>
+          <w:szCs w:val="18"/>
+        </w:rPr>
+        <w:t>16:12:35]</w:t>
+      </w:r>
+      <w:r>
+        <w:rPr>
+          <w:rFonts w:ascii="Times New Roman" w:hAnsi="Times New Roman" w:cs="Times New Roman"/>
+          <w:color w:val="70AD47" w:themeColor="accent6"/>
+          <w:sz w:val="18"/>
+          <w:szCs w:val="18"/>
+        </w:rPr>
+        <w:t>─</w:t>
+      </w:r>
+      <w:proofErr w:type="gramEnd"/>
+      <w:r>
+        <w:rPr>
+          <w:rFonts w:ascii="Google Sans" w:hAnsi="Google Sans" w:cs="Google Sans"/>
+          <w:color w:val="70AD47" w:themeColor="accent6"/>
+          <w:sz w:val="18"/>
+          <w:szCs w:val="18"/>
+        </w:rPr>
+        <w:t>[</w:t>
+      </w:r>
+      <w:proofErr w:type="gramStart"/>
+      <w:r>
+        <w:rPr>
+          <w:rFonts w:ascii="Google Sans" w:hAnsi="Google Sans" w:cs="Google Sans"/>
+          <w:color w:val="70AD47" w:themeColor="accent6"/>
+          <w:sz w:val="18"/>
+          <w:szCs w:val="18"/>
+        </w:rPr>
+        <w:t>130]</w:t>
+      </w:r>
+      <w:r>
+        <w:rPr>
+          <w:rFonts w:ascii="Times New Roman" w:hAnsi="Times New Roman" w:cs="Times New Roman"/>
+          <w:color w:val="70AD47" w:themeColor="accent6"/>
+          <w:sz w:val="18"/>
+          <w:szCs w:val="18"/>
+        </w:rPr>
+        <w:t>─</w:t>
+      </w:r>
+      <w:proofErr w:type="gramEnd"/>
+      <w:r>
+        <w:rPr>
+          <w:rFonts w:ascii="Google Sans" w:hAnsi="Google Sans" w:cs="Google Sans"/>
+          <w:color w:val="70AD47" w:themeColor="accent6"/>
+          <w:sz w:val="18"/>
+          <w:szCs w:val="18"/>
+        </w:rPr>
+        <w:t>[corporealsoul-</w:t>
+      </w:r>
+      <w:proofErr w:type="gramStart"/>
+      <w:r>
+        <w:rPr>
+          <w:rFonts w:ascii="Google Sans" w:hAnsi="Google Sans" w:cs="Google Sans"/>
+          <w:color w:val="70AD47" w:themeColor="accent6"/>
+          <w:sz w:val="18"/>
+          <w:szCs w:val="18"/>
+        </w:rPr>
+        <w:t>server]</w:t>
+      </w:r>
+      <w:r>
+        <w:rPr>
+          <w:rFonts w:ascii="Times New Roman" w:hAnsi="Times New Roman" w:cs="Times New Roman"/>
+          <w:color w:val="70AD47" w:themeColor="accent6"/>
+          <w:sz w:val="18"/>
+          <w:szCs w:val="18"/>
+        </w:rPr>
+        <w:t>─</w:t>
+      </w:r>
+      <w:proofErr w:type="gramEnd"/>
+      <w:r>
+        <w:rPr>
+          <w:rFonts w:ascii="Google Sans" w:hAnsi="Google Sans" w:cs="Google Sans"/>
+          <w:color w:val="70AD47" w:themeColor="accent6"/>
+          <w:sz w:val="18"/>
+          <w:szCs w:val="18"/>
+        </w:rPr>
+        <w:t>[~]</w:t>
+      </w:r>
+    </w:p>
+    <w:p>
+      <w:pPr>
+        <w:rPr>
+          <w:rFonts w:ascii="Google Sans" w:hAnsi="Google Sans" w:cs="Google Sans"/>
+          <w:sz w:val="18"/>
+          <w:szCs w:val="18"/>
+        </w:rPr>
+      </w:pPr>
+      <w:r>
+        <w:rPr>
+          <w:rFonts w:ascii="MS Mincho" w:eastAsia="MS Mincho" w:hAnsi="MS Mincho" w:cs="MS Mincho" w:hint="eastAsia"/>
+          <w:sz w:val="18"/>
+          <w:szCs w:val="18"/>
+        </w:rPr>
+        <w:t>└─</w:t>
+      </w:r>
+      <w:r>
+        <w:rPr>
+          <w:rFonts w:ascii="Times New Roman" w:hAnsi="Times New Roman" w:cs="Times New Roman"/>
+          <w:sz w:val="18"/>
+          <w:szCs w:val="18"/>
+        </w:rPr>
+        <w:t>▪</w:t>
+      </w:r>
+      <w:r>
+        <w:rPr>
+          <w:rFonts w:ascii="Google Sans" w:hAnsi="Google Sans" w:cs="Google Sans"/>
+          <w:sz w:val="18"/>
+          <w:szCs w:val="18"/>
+        </w:rPr>
+        <w:t xml:space="preserve"> curl -L https://downloads.portainer.io/ce-lts/portainer-compose.yaml -o </w:t>
+      </w:r>
+      <w:proofErr w:type="spellStart"/>
+      <w:r>
+        <w:rPr>
+          <w:rFonts w:ascii="Google Sans" w:hAnsi="Google Sans" w:cs="Google Sans"/>
+          <w:sz w:val="18"/>
+          <w:szCs w:val="18"/>
+        </w:rPr>
+        <w:t>portainer-</w:t>
+      </w:r>
+      <w:proofErr w:type="gramStart"/>
+      <w:r>
+        <w:rPr>
+          <w:rFonts w:ascii="Google Sans" w:hAnsi="Google Sans" w:cs="Google Sans"/>
+          <w:sz w:val="18"/>
+          <w:szCs w:val="18"/>
+        </w:rPr>
+        <w:t>compose.yaml</w:t>
+      </w:r>
+      <w:proofErr w:type="spellEnd"/>
+      <w:proofErr w:type="gramEnd"/>
+    </w:p>
+    <w:p>
+      <w:pPr>
+        <w:rPr>
+          <w:rFonts w:ascii="Google Sans" w:hAnsi="Google Sans" w:cs="Google Sans"/>
+          <w:sz w:val="18"/>
+          <w:szCs w:val="18"/>
+        </w:rPr>
+      </w:pPr>
+    </w:p>
+    <w:p>
+      <w:pPr>
+        <w:rPr>
+          <w:rFonts w:ascii="Google Sans" w:hAnsi="Google Sans" w:cs="Google Sans"/>
+          <w:color w:val="70AD47" w:themeColor="accent6"/>
+          <w:sz w:val="18"/>
+          <w:szCs w:val="18"/>
+        </w:rPr>
+      </w:pPr>
+      <w:r>
+        <w:rPr>
+          <w:rFonts w:ascii="MS Mincho" w:eastAsia="MS Mincho" w:hAnsi="MS Mincho" w:cs="MS Mincho" w:hint="eastAsia"/>
+          <w:color w:val="70AD47" w:themeColor="accent6"/>
+          <w:sz w:val="18"/>
+          <w:szCs w:val="18"/>
+        </w:rPr>
+        <w:t>┌─</w:t>
+      </w:r>
+      <w:r>
+        <w:rPr>
+          <w:rFonts w:ascii="Google Sans" w:hAnsi="Google Sans" w:cs="Google Sans"/>
+          <w:color w:val="70AD47" w:themeColor="accent6"/>
+          <w:sz w:val="18"/>
+          <w:szCs w:val="18"/>
+        </w:rPr>
+        <w:t>[</w:t>
+      </w:r>
+      <w:proofErr w:type="gramStart"/>
+      <w:r>
+        <w:rPr>
+          <w:rFonts w:ascii="Google Sans" w:hAnsi="Google Sans" w:cs="Google Sans"/>
+          <w:color w:val="70AD47" w:themeColor="accent6"/>
+          <w:sz w:val="18"/>
+          <w:szCs w:val="18"/>
+        </w:rPr>
+        <w:t>16:14:14]</w:t>
+      </w:r>
+      <w:r>
+        <w:rPr>
+          <w:rFonts w:ascii="Times New Roman" w:hAnsi="Times New Roman" w:cs="Times New Roman"/>
+          <w:color w:val="70AD47" w:themeColor="accent6"/>
+          <w:sz w:val="18"/>
+          <w:szCs w:val="18"/>
+        </w:rPr>
+        <w:t>─</w:t>
+      </w:r>
+      <w:proofErr w:type="gramEnd"/>
+      <w:r>
+        <w:rPr>
+          <w:rFonts w:ascii="Google Sans" w:hAnsi="Google Sans" w:cs="Google Sans"/>
+          <w:color w:val="70AD47" w:themeColor="accent6"/>
+          <w:sz w:val="18"/>
+          <w:szCs w:val="18"/>
+        </w:rPr>
+        <w:t>[</w:t>
+      </w:r>
+      <w:proofErr w:type="gramStart"/>
+      <w:r>
+        <w:rPr>
+          <w:rFonts w:ascii="Google Sans" w:hAnsi="Google Sans" w:cs="Google Sans"/>
+          <w:color w:val="70AD47" w:themeColor="accent6"/>
+          <w:sz w:val="18"/>
+          <w:szCs w:val="18"/>
+        </w:rPr>
+        <w:t>0]</w:t>
+      </w:r>
+      <w:r>
+        <w:rPr>
+          <w:rFonts w:ascii="Times New Roman" w:hAnsi="Times New Roman" w:cs="Times New Roman"/>
+          <w:color w:val="70AD47" w:themeColor="accent6"/>
+          <w:sz w:val="18"/>
+          <w:szCs w:val="18"/>
+        </w:rPr>
+        <w:t>─</w:t>
+      </w:r>
+      <w:proofErr w:type="gramEnd"/>
+      <w:r>
+        <w:rPr>
+          <w:rFonts w:ascii="Google Sans" w:hAnsi="Google Sans" w:cs="Google Sans"/>
+          <w:color w:val="70AD47" w:themeColor="accent6"/>
+          <w:sz w:val="18"/>
+          <w:szCs w:val="18"/>
+        </w:rPr>
+        <w:t>[corporealsoul-</w:t>
+      </w:r>
+      <w:proofErr w:type="gramStart"/>
+      <w:r>
+        <w:rPr>
+          <w:rFonts w:ascii="Google Sans" w:hAnsi="Google Sans" w:cs="Google Sans"/>
+          <w:color w:val="70AD47" w:themeColor="accent6"/>
+          <w:sz w:val="18"/>
+          <w:szCs w:val="18"/>
+        </w:rPr>
+        <w:t>server]</w:t>
+      </w:r>
+      <w:r>
+        <w:rPr>
+          <w:rFonts w:ascii="Times New Roman" w:hAnsi="Times New Roman" w:cs="Times New Roman"/>
+          <w:color w:val="70AD47" w:themeColor="accent6"/>
+          <w:sz w:val="18"/>
+          <w:szCs w:val="18"/>
+        </w:rPr>
+        <w:t>─</w:t>
+      </w:r>
+      <w:proofErr w:type="gramEnd"/>
+      <w:r>
+        <w:rPr>
+          <w:rFonts w:ascii="Google Sans" w:hAnsi="Google Sans" w:cs="Google Sans"/>
+          <w:color w:val="70AD47" w:themeColor="accent6"/>
+          <w:sz w:val="18"/>
+          <w:szCs w:val="18"/>
+        </w:rPr>
+        <w:t>[~]</w:t>
+      </w:r>
+    </w:p>
+    <w:p>
+      <w:pPr>
+        <w:rPr>
+          <w:rFonts w:ascii="Google Sans" w:hAnsi="Google Sans" w:cs="Google Sans"/>
+          <w:sz w:val="18"/>
+          <w:szCs w:val="18"/>
+        </w:rPr>
+      </w:pPr>
+      <w:r>
+        <w:rPr>
+          <w:rFonts w:ascii="MS Mincho" w:eastAsia="MS Mincho" w:hAnsi="MS Mincho" w:cs="MS Mincho" w:hint="eastAsia"/>
+          <w:sz w:val="18"/>
+          <w:szCs w:val="18"/>
+        </w:rPr>
+        <w:t>└─</w:t>
+      </w:r>
+      <w:r>
+        <w:rPr>
+          <w:rFonts w:ascii="Times New Roman" w:hAnsi="Times New Roman" w:cs="Times New Roman"/>
+          <w:sz w:val="18"/>
+          <w:szCs w:val="18"/>
+        </w:rPr>
+        <w:t>▪</w:t>
+      </w:r>
+      <w:r>
+        <w:rPr>
+          <w:rFonts w:ascii="Google Sans" w:hAnsi="Google Sans" w:cs="Google Sans"/>
+          <w:sz w:val="18"/>
+          <w:szCs w:val="18"/>
+        </w:rPr>
+        <w:t xml:space="preserve"> docker compose -f </w:t>
+      </w:r>
+      <w:proofErr w:type="spellStart"/>
+      <w:r>
+        <w:rPr>
+          <w:rFonts w:ascii="Google Sans" w:hAnsi="Google Sans" w:cs="Google Sans"/>
+          <w:sz w:val="18"/>
+          <w:szCs w:val="18"/>
+        </w:rPr>
+        <w:t>portainer-</w:t>
+      </w:r>
+      <w:proofErr w:type="gramStart"/>
+      <w:r>
+        <w:rPr>
+          <w:rFonts w:ascii="Google Sans" w:hAnsi="Google Sans" w:cs="Google Sans"/>
+          <w:sz w:val="18"/>
+          <w:szCs w:val="18"/>
+        </w:rPr>
+        <w:t>compose.yaml</w:t>
+      </w:r>
+      <w:proofErr w:type="spellEnd"/>
+      <w:proofErr w:type="gramEnd"/>
+      <w:r>
+        <w:rPr>
+          <w:rFonts w:ascii="Google Sans" w:hAnsi="Google Sans" w:cs="Google Sans"/>
+          <w:sz w:val="18"/>
+          <w:szCs w:val="18"/>
+        </w:rPr>
+        <w:t xml:space="preserve"> up -d</w:t>
+      </w:r>
+    </w:p>
+    <w:p>
+      <w:pPr>
+        <w:rPr>
+          <w:rFonts w:ascii="Google Sans" w:hAnsi="Google Sans" w:cs="Google Sans"/>
+          <w:sz w:val="18"/>
+          <w:szCs w:val="18"/>
+        </w:rPr>
+      </w:pPr>
+    </w:p>
+    <w:p>
+      <w:pPr>
+        <w:rPr>
+          <w:rFonts w:ascii="Google Sans" w:hAnsi="Google Sans" w:cs="Google Sans"/>
+          <w:sz w:val="18"/>
+          <w:szCs w:val="18"/>
+        </w:rPr>
+      </w:pPr>
+      <w:r>
+        <w:rPr>
+          <w:rFonts w:ascii="Google Sans" w:hAnsi="Google Sans" w:cs="Google Sans"/>
+          <w:sz w:val="18"/>
+          <w:szCs w:val="18"/>
+        </w:rPr>
+        <w:t># Configure the Firewall</w:t>
+      </w:r>
+    </w:p>
+    <w:p>
+      <w:pPr>
+        <w:rPr>
+          <w:rFonts w:ascii="Google Sans" w:hAnsi="Google Sans" w:cs="Google Sans"/>
+          <w:color w:val="70AD47" w:themeColor="accent6"/>
+          <w:sz w:val="18"/>
+          <w:szCs w:val="18"/>
+        </w:rPr>
+      </w:pPr>
+      <w:r>
+        <w:rPr>
+          <w:rFonts w:ascii="MS Mincho" w:eastAsia="MS Mincho" w:hAnsi="MS Mincho" w:cs="MS Mincho" w:hint="eastAsia"/>
+          <w:color w:val="70AD47" w:themeColor="accent6"/>
+          <w:sz w:val="18"/>
+          <w:szCs w:val="18"/>
+        </w:rPr>
+        <w:t>┌─</w:t>
+      </w:r>
+      <w:r>
+        <w:rPr>
+          <w:rFonts w:ascii="Google Sans" w:hAnsi="Google Sans" w:cs="Google Sans"/>
+          <w:color w:val="70AD47" w:themeColor="accent6"/>
+          <w:sz w:val="18"/>
+          <w:szCs w:val="18"/>
+        </w:rPr>
+        <w:t>[</w:t>
+      </w:r>
+      <w:proofErr w:type="gramStart"/>
+      <w:r>
+        <w:rPr>
+          <w:rFonts w:ascii="Google Sans" w:hAnsi="Google Sans" w:cs="Google Sans"/>
+          <w:color w:val="70AD47" w:themeColor="accent6"/>
+          <w:sz w:val="18"/>
+          <w:szCs w:val="18"/>
+        </w:rPr>
+        <w:t>16:16:28]</w:t>
+      </w:r>
+      <w:r>
+        <w:rPr>
+          <w:rFonts w:ascii="Times New Roman" w:hAnsi="Times New Roman" w:cs="Times New Roman"/>
+          <w:color w:val="70AD47" w:themeColor="accent6"/>
+          <w:sz w:val="18"/>
+          <w:szCs w:val="18"/>
+        </w:rPr>
+        <w:t>─</w:t>
+      </w:r>
+      <w:proofErr w:type="gramEnd"/>
+      <w:r>
+        <w:rPr>
+          <w:rFonts w:ascii="Google Sans" w:hAnsi="Google Sans" w:cs="Google Sans"/>
+          <w:color w:val="70AD47" w:themeColor="accent6"/>
+          <w:sz w:val="18"/>
+          <w:szCs w:val="18"/>
+        </w:rPr>
+        <w:t>[</w:t>
+      </w:r>
+      <w:proofErr w:type="gramStart"/>
+      <w:r>
+        <w:rPr>
+          <w:rFonts w:ascii="Google Sans" w:hAnsi="Google Sans" w:cs="Google Sans"/>
+          <w:color w:val="70AD47" w:themeColor="accent6"/>
+          <w:sz w:val="18"/>
+          <w:szCs w:val="18"/>
+        </w:rPr>
+        <w:t>0]</w:t>
+      </w:r>
+      <w:r>
+        <w:rPr>
+          <w:rFonts w:ascii="Times New Roman" w:hAnsi="Times New Roman" w:cs="Times New Roman"/>
+          <w:color w:val="70AD47" w:themeColor="accent6"/>
+          <w:sz w:val="18"/>
+          <w:szCs w:val="18"/>
+        </w:rPr>
+        <w:t>─</w:t>
+      </w:r>
+      <w:proofErr w:type="gramEnd"/>
+      <w:r>
+        <w:rPr>
+          <w:rFonts w:ascii="Google Sans" w:hAnsi="Google Sans" w:cs="Google Sans"/>
+          <w:color w:val="70AD47" w:themeColor="accent6"/>
+          <w:sz w:val="18"/>
+          <w:szCs w:val="18"/>
+        </w:rPr>
+        <w:t>[corporealsoul-</w:t>
+      </w:r>
+      <w:proofErr w:type="gramStart"/>
+      <w:r>
+        <w:rPr>
+          <w:rFonts w:ascii="Google Sans" w:hAnsi="Google Sans" w:cs="Google Sans"/>
+          <w:color w:val="70AD47" w:themeColor="accent6"/>
+          <w:sz w:val="18"/>
+          <w:szCs w:val="18"/>
+        </w:rPr>
+        <w:t>server]</w:t>
+      </w:r>
+      <w:r>
+        <w:rPr>
+          <w:rFonts w:ascii="Times New Roman" w:hAnsi="Times New Roman" w:cs="Times New Roman"/>
+          <w:color w:val="70AD47" w:themeColor="accent6"/>
+          <w:sz w:val="18"/>
+          <w:szCs w:val="18"/>
+        </w:rPr>
+        <w:t>─</w:t>
+      </w:r>
+      <w:proofErr w:type="gramEnd"/>
+      <w:r>
+        <w:rPr>
+          <w:rFonts w:ascii="Google Sans" w:hAnsi="Google Sans" w:cs="Google Sans"/>
+          <w:color w:val="70AD47" w:themeColor="accent6"/>
+          <w:sz w:val="18"/>
+          <w:szCs w:val="18"/>
+        </w:rPr>
+        <w:t>[~]</w:t>
+      </w:r>
+    </w:p>
+    <w:p>
+      <w:pPr>
+        <w:rPr>
+          <w:rFonts w:ascii="Google Sans" w:hAnsi="Google Sans" w:cs="Google Sans"/>
+          <w:sz w:val="18"/>
+          <w:szCs w:val="18"/>
+        </w:rPr>
+      </w:pPr>
+      <w:r>
+        <w:rPr>
+          <w:rFonts w:ascii="MS Mincho" w:eastAsia="MS Mincho" w:hAnsi="MS Mincho" w:cs="MS Mincho" w:hint="eastAsia"/>
+          <w:sz w:val="18"/>
+          <w:szCs w:val="18"/>
+        </w:rPr>
+        <w:t>└─</w:t>
+      </w:r>
+      <w:r>
+        <w:rPr>
+          <w:rFonts w:ascii="Times New Roman" w:hAnsi="Times New Roman" w:cs="Times New Roman"/>
+          <w:sz w:val="18"/>
+          <w:szCs w:val="18"/>
+        </w:rPr>
+        <w:t>▪</w:t>
+      </w:r>
+      <w:r>
+        <w:rPr>
+          <w:rFonts w:ascii="Google Sans" w:hAnsi="Google Sans" w:cs="Google Sans"/>
+          <w:sz w:val="18"/>
+          <w:szCs w:val="18"/>
+        </w:rPr>
+        <w:t xml:space="preserve"> sudo firewall-cmd --permanent --add-port=9443/</w:t>
+      </w:r>
+      <w:proofErr w:type="spellStart"/>
+      <w:r>
+        <w:rPr>
+          <w:rFonts w:ascii="Google Sans" w:hAnsi="Google Sans" w:cs="Google Sans"/>
+          <w:sz w:val="18"/>
+          <w:szCs w:val="18"/>
+        </w:rPr>
+        <w:t>tcp</w:t>
+      </w:r>
+      <w:proofErr w:type="spellEnd"/>
+    </w:p>
+    <w:p>
+      <w:pPr>
+        <w:rPr>
+          <w:rFonts w:ascii="Google Sans" w:hAnsi="Google Sans" w:cs="Google Sans"/>
+          <w:sz w:val="18"/>
+          <w:szCs w:val="18"/>
+        </w:rPr>
+      </w:pPr>
+    </w:p>
+    <w:p>
+      <w:pPr>
+        <w:rPr>
+          <w:rFonts w:ascii="Google Sans" w:hAnsi="Google Sans" w:cs="Google Sans"/>
+          <w:color w:val="70AD47" w:themeColor="accent6"/>
+          <w:sz w:val="18"/>
+          <w:szCs w:val="18"/>
+        </w:rPr>
+      </w:pPr>
+      <w:r>
+        <w:rPr>
+          <w:rFonts w:ascii="MS Mincho" w:eastAsia="MS Mincho" w:hAnsi="MS Mincho" w:cs="MS Mincho" w:hint="eastAsia"/>
+          <w:color w:val="70AD47" w:themeColor="accent6"/>
+          <w:sz w:val="18"/>
+          <w:szCs w:val="18"/>
+        </w:rPr>
+        <w:t>┌─</w:t>
+      </w:r>
+      <w:r>
+        <w:rPr>
+          <w:rFonts w:ascii="Google Sans" w:hAnsi="Google Sans" w:cs="Google Sans"/>
+          <w:color w:val="70AD47" w:themeColor="accent6"/>
+          <w:sz w:val="18"/>
+          <w:szCs w:val="18"/>
+        </w:rPr>
+        <w:t>[</w:t>
+      </w:r>
+      <w:proofErr w:type="gramStart"/>
+      <w:r>
+        <w:rPr>
+          <w:rFonts w:ascii="Google Sans" w:hAnsi="Google Sans" w:cs="Google Sans"/>
+          <w:color w:val="70AD47" w:themeColor="accent6"/>
+          <w:sz w:val="18"/>
+          <w:szCs w:val="18"/>
+        </w:rPr>
+        <w:t>16:17:17]</w:t>
+      </w:r>
+      <w:r>
+        <w:rPr>
+          <w:rFonts w:ascii="Times New Roman" w:hAnsi="Times New Roman" w:cs="Times New Roman"/>
+          <w:color w:val="70AD47" w:themeColor="accent6"/>
+          <w:sz w:val="18"/>
+          <w:szCs w:val="18"/>
+        </w:rPr>
+        <w:t>─</w:t>
+      </w:r>
+      <w:proofErr w:type="gramEnd"/>
+      <w:r>
+        <w:rPr>
+          <w:rFonts w:ascii="Google Sans" w:hAnsi="Google Sans" w:cs="Google Sans"/>
+          <w:color w:val="70AD47" w:themeColor="accent6"/>
+          <w:sz w:val="18"/>
+          <w:szCs w:val="18"/>
+        </w:rPr>
+        <w:t>[</w:t>
+      </w:r>
+      <w:proofErr w:type="gramStart"/>
+      <w:r>
+        <w:rPr>
+          <w:rFonts w:ascii="Google Sans" w:hAnsi="Google Sans" w:cs="Google Sans"/>
+          <w:color w:val="70AD47" w:themeColor="accent6"/>
+          <w:sz w:val="18"/>
+          <w:szCs w:val="18"/>
+        </w:rPr>
+        <w:t>0]</w:t>
+      </w:r>
+      <w:r>
+        <w:rPr>
+          <w:rFonts w:ascii="Times New Roman" w:hAnsi="Times New Roman" w:cs="Times New Roman"/>
+          <w:color w:val="70AD47" w:themeColor="accent6"/>
+          <w:sz w:val="18"/>
+          <w:szCs w:val="18"/>
+        </w:rPr>
+        <w:t>─</w:t>
+      </w:r>
+      <w:proofErr w:type="gramEnd"/>
+      <w:r>
+        <w:rPr>
+          <w:rFonts w:ascii="Google Sans" w:hAnsi="Google Sans" w:cs="Google Sans"/>
+          <w:color w:val="70AD47" w:themeColor="accent6"/>
+          <w:sz w:val="18"/>
+          <w:szCs w:val="18"/>
+        </w:rPr>
+        <w:t>[corporealsoul-</w:t>
+      </w:r>
+      <w:proofErr w:type="gramStart"/>
+      <w:r>
+        <w:rPr>
+          <w:rFonts w:ascii="Google Sans" w:hAnsi="Google Sans" w:cs="Google Sans"/>
+          <w:color w:val="70AD47" w:themeColor="accent6"/>
+          <w:sz w:val="18"/>
+          <w:szCs w:val="18"/>
+        </w:rPr>
+        <w:t>server]</w:t>
+      </w:r>
+      <w:r>
+        <w:rPr>
+          <w:rFonts w:ascii="Times New Roman" w:hAnsi="Times New Roman" w:cs="Times New Roman"/>
+          <w:color w:val="70AD47" w:themeColor="accent6"/>
+          <w:sz w:val="18"/>
+          <w:szCs w:val="18"/>
+        </w:rPr>
+        <w:t>─</w:t>
+      </w:r>
+      <w:proofErr w:type="gramEnd"/>
+      <w:r>
+        <w:rPr>
+          <w:rFonts w:ascii="Google Sans" w:hAnsi="Google Sans" w:cs="Google Sans"/>
+          <w:color w:val="70AD47" w:themeColor="accent6"/>
+          <w:sz w:val="18"/>
+          <w:szCs w:val="18"/>
+        </w:rPr>
+        <w:t>[~]</w:t>
+      </w:r>
+    </w:p>
+    <w:p>
+      <w:pPr>
+        <w:rPr>
+          <w:rFonts w:ascii="Google Sans" w:hAnsi="Google Sans" w:cs="Google Sans"/>
+          <w:sz w:val="18"/>
+          <w:szCs w:val="18"/>
+        </w:rPr>
+      </w:pPr>
+      <w:r>
+        <w:rPr>
+          <w:rFonts w:ascii="MS Mincho" w:eastAsia="MS Mincho" w:hAnsi="MS Mincho" w:cs="MS Mincho" w:hint="eastAsia"/>
+          <w:sz w:val="18"/>
+          <w:szCs w:val="18"/>
+        </w:rPr>
+        <w:t>└─</w:t>
+      </w:r>
+      <w:r>
+        <w:rPr>
+          <w:rFonts w:ascii="Times New Roman" w:hAnsi="Times New Roman" w:cs="Times New Roman"/>
+          <w:sz w:val="18"/>
+          <w:szCs w:val="18"/>
+        </w:rPr>
+        <w:t>▪</w:t>
+      </w:r>
+      <w:r>
+        <w:rPr>
+          <w:rFonts w:ascii="Google Sans" w:hAnsi="Google Sans" w:cs="Google Sans"/>
+          <w:sz w:val="18"/>
+          <w:szCs w:val="18"/>
+        </w:rPr>
+        <w:t xml:space="preserve"> sudo firewall-cmd --reload</w:t>
+      </w:r>
+    </w:p>
+    <w:p>
+      <w:pPr>
+        <w:rPr>
+          <w:rFonts w:ascii="Google Sans" w:hAnsi="Google Sans" w:cs="Google Sans"/>
+          <w:sz w:val="18"/>
+          <w:szCs w:val="18"/>
+        </w:rPr>
+      </w:pPr>
+    </w:p>
+    <w:p>
+      <w:pPr>
+        <w:rPr>
+          <w:rFonts w:ascii="Google Sans" w:hAnsi="Google Sans" w:cs="Google Sans"/>
+          <w:b/>
+          <w:bCs/>
           <w:sz w:val="20"/>
           <w:szCs w:val="20"/>
         </w:rPr>
       </w:pPr>
-      <w:hyperlink r:id="rId7" w:history="1">
-        <w:r>
-          <w:rPr>
-            <w:rStyle w:val="Hyperlink"/>
-            <w:rFonts w:ascii="Google Sans" w:hAnsi="Google Sans" w:cs="Google Sans"/>
-            <w:color w:val="404040" w:themeColor="text1" w:themeTint="BF"/>
-            <w:sz w:val="20"/>
-            <w:szCs w:val="20"/>
-          </w:rPr>
-          <w:t>https://docs.docker.com/engine/install/centos/</w:t>
-        </w:r>
-      </w:hyperlink>
+      <w:r>
+        <w:rPr>
+          <w:rFonts w:ascii="Google Sans" w:hAnsi="Google Sans" w:cs="Google Sans"/>
+          <w:b/>
+          <w:bCs/>
+          <w:sz w:val="20"/>
+          <w:szCs w:val="20"/>
+        </w:rPr>
+        <w:t>log into</w:t>
+      </w:r>
     </w:p>
     <w:p>
       <w:pPr>
         <w:rPr>
           <w:rFonts w:ascii="Google Sans" w:hAnsi="Google Sans" w:cs="Google Sans"/>
-          <w:color w:val="404040" w:themeColor="text1" w:themeTint="BF"/>
+          <w:sz w:val="18"/>
+          <w:szCs w:val="18"/>
+        </w:rPr>
+      </w:pPr>
+      <w:r>
+        <w:rPr>
+          <w:rFonts w:ascii="Google Sans" w:hAnsi="Google Sans" w:cs="Google Sans"/>
+          <w:sz w:val="18"/>
+          <w:szCs w:val="18"/>
+        </w:rPr>
+        <w:t>https://192.168.56.4:9443</w:t>
+      </w:r>
+    </w:p>
+    <w:p>
+      <w:pPr>
+        <w:rPr>
+          <w:rFonts w:ascii="Google Sans" w:hAnsi="Google Sans" w:cs="Google Sans"/>
+          <w:sz w:val="18"/>
+          <w:szCs w:val="18"/>
+        </w:rPr>
+      </w:pPr>
+    </w:p>
+    <w:p>
+      <w:pPr>
+        <w:rPr>
+          <w:rFonts w:ascii="Google Sans" w:hAnsi="Google Sans" w:cs="Google Sans"/>
+          <w:b/>
+          <w:bCs/>
           <w:sz w:val="20"/>
           <w:szCs w:val="20"/>
         </w:rPr>
       </w:pPr>
+      <w:r>
+        <w:rPr>
+          <w:rFonts w:ascii="Google Sans" w:hAnsi="Google Sans" w:cs="Google Sans"/>
+          <w:b/>
+          <w:bCs/>
+          <w:sz w:val="20"/>
+          <w:szCs w:val="20"/>
+        </w:rPr>
+        <w:t>Control</w:t>
+      </w:r>
     </w:p>
     <w:p>
       <w:pPr>
         <w:rPr>
           <w:rFonts w:ascii="Google Sans" w:hAnsi="Google Sans" w:cs="Google Sans"/>
-          <w:color w:val="404040" w:themeColor="text1" w:themeTint="BF"/>
-          <w:sz w:val="20"/>
-          <w:szCs w:val="20"/>
-        </w:rPr>
-      </w:pPr>
-      <w:r>
-        <w:rPr>
-          <w:rFonts w:ascii="Google Sans" w:hAnsi="Google Sans" w:cs="Google Sans"/>
-          <w:color w:val="404040" w:themeColor="text1" w:themeTint="BF"/>
-          <w:sz w:val="20"/>
-          <w:szCs w:val="20"/>
-        </w:rPr>
-        <w:t>Uninstall old versions</w:t>
-      </w:r>
-    </w:p>
-    <w:p>
-      <w:pPr>
-        <w:rPr>
-          <w:rFonts w:ascii="0xProto Nerd Font" w:hAnsi="0xProto Nerd Font" w:cs="Google Sans"/>
-          <w:color w:val="404040" w:themeColor="text1" w:themeTint="BF"/>
-          <w:sz w:val="16"/>
-          <w:szCs w:val="16"/>
-        </w:rPr>
-      </w:pPr>
-      <w:r>
-        <w:rPr>
-          <w:rFonts w:ascii="0xProto Nerd Font" w:hAnsi="0xProto Nerd Font" w:cs="Google Sans"/>
-          <w:color w:val="70AD47" w:themeColor="accent6"/>
-          <w:sz w:val="16"/>
-          <w:szCs w:val="16"/>
-        </w:rPr>
-        <w:t xml:space="preserve">[corporealsoul@corporealsoul-server ~]$ </w:t>
-      </w:r>
-      <w:r>
-        <w:rPr>
-          <w:rFonts w:ascii="0xProto Nerd Font" w:hAnsi="0xProto Nerd Font" w:cs="Google Sans"/>
-          <w:color w:val="404040" w:themeColor="text1" w:themeTint="BF"/>
-          <w:sz w:val="16"/>
-          <w:szCs w:val="16"/>
-        </w:rPr>
-        <w:t>sudo dnf remove docker</w:t>
-      </w:r>
-      <w:r>
-        <w:rPr>
-          <w:rFonts w:ascii="0xProto Nerd Font" w:hAnsi="0xProto Nerd Font" w:cs="Google Sans"/>
-          <w:color w:val="404040" w:themeColor="text1" w:themeTint="BF"/>
-          <w:sz w:val="16"/>
-          <w:szCs w:val="16"/>
-        </w:rPr>
-        <w:t xml:space="preserve"> </w:t>
-      </w:r>
-      <w:r>
-        <w:rPr>
-          <w:rFonts w:ascii="0xProto Nerd Font" w:hAnsi="0xProto Nerd Font" w:cs="Google Sans"/>
-          <w:color w:val="404040" w:themeColor="text1" w:themeTint="BF"/>
-          <w:sz w:val="16"/>
-          <w:szCs w:val="16"/>
-        </w:rPr>
-        <w:t>docker-client</w:t>
-      </w:r>
-      <w:r>
-        <w:rPr>
-          <w:rFonts w:ascii="0xProto Nerd Font" w:hAnsi="0xProto Nerd Font" w:cs="Google Sans"/>
-          <w:color w:val="404040" w:themeColor="text1" w:themeTint="BF"/>
-          <w:sz w:val="16"/>
-          <w:szCs w:val="16"/>
-        </w:rPr>
-        <w:t xml:space="preserve"> </w:t>
-      </w:r>
-      <w:r>
-        <w:rPr>
-          <w:rFonts w:ascii="0xProto Nerd Font" w:hAnsi="0xProto Nerd Font" w:cs="Google Sans"/>
-          <w:color w:val="404040" w:themeColor="text1" w:themeTint="BF"/>
-          <w:sz w:val="16"/>
-          <w:szCs w:val="16"/>
-        </w:rPr>
-        <w:t>docker-client-latest</w:t>
-      </w:r>
-      <w:r>
-        <w:rPr>
-          <w:rFonts w:ascii="0xProto Nerd Font" w:hAnsi="0xProto Nerd Font" w:cs="Google Sans"/>
-          <w:color w:val="404040" w:themeColor="text1" w:themeTint="BF"/>
-          <w:sz w:val="16"/>
-          <w:szCs w:val="16"/>
-        </w:rPr>
-        <w:t xml:space="preserve"> </w:t>
-      </w:r>
-      <w:r>
-        <w:rPr>
-          <w:rFonts w:ascii="0xProto Nerd Font" w:hAnsi="0xProto Nerd Font" w:cs="Google Sans"/>
-          <w:color w:val="404040" w:themeColor="text1" w:themeTint="BF"/>
-          <w:sz w:val="16"/>
-          <w:szCs w:val="16"/>
-        </w:rPr>
-        <w:t>docker-common</w:t>
-      </w:r>
-      <w:r>
-        <w:rPr>
-          <w:rFonts w:ascii="0xProto Nerd Font" w:hAnsi="0xProto Nerd Font" w:cs="Google Sans"/>
-          <w:color w:val="404040" w:themeColor="text1" w:themeTint="BF"/>
-          <w:sz w:val="16"/>
-          <w:szCs w:val="16"/>
-        </w:rPr>
-        <w:t xml:space="preserve"> </w:t>
-      </w:r>
-      <w:r>
-        <w:rPr>
-          <w:rFonts w:ascii="0xProto Nerd Font" w:hAnsi="0xProto Nerd Font" w:cs="Google Sans"/>
-          <w:color w:val="404040" w:themeColor="text1" w:themeTint="BF"/>
-          <w:sz w:val="16"/>
-          <w:szCs w:val="16"/>
-        </w:rPr>
-        <w:t>docker-latest</w:t>
-      </w:r>
-      <w:r>
-        <w:rPr>
-          <w:rFonts w:ascii="0xProto Nerd Font" w:hAnsi="0xProto Nerd Font" w:cs="Google Sans"/>
-          <w:color w:val="404040" w:themeColor="text1" w:themeTint="BF"/>
-          <w:sz w:val="16"/>
-          <w:szCs w:val="16"/>
-        </w:rPr>
-        <w:t xml:space="preserve"> </w:t>
-      </w:r>
-      <w:r>
-        <w:rPr>
-          <w:rFonts w:ascii="0xProto Nerd Font" w:hAnsi="0xProto Nerd Font" w:cs="Google Sans"/>
-          <w:color w:val="404040" w:themeColor="text1" w:themeTint="BF"/>
-          <w:sz w:val="16"/>
-          <w:szCs w:val="16"/>
-        </w:rPr>
-        <w:t>docker-latest-logrotate</w:t>
-      </w:r>
-      <w:r>
-        <w:rPr>
-          <w:rFonts w:ascii="0xProto Nerd Font" w:hAnsi="0xProto Nerd Font" w:cs="Google Sans"/>
-          <w:color w:val="404040" w:themeColor="text1" w:themeTint="BF"/>
-          <w:sz w:val="16"/>
-          <w:szCs w:val="16"/>
-        </w:rPr>
-        <w:t xml:space="preserve"> </w:t>
-      </w:r>
-      <w:r>
-        <w:rPr>
-          <w:rFonts w:ascii="0xProto Nerd Font" w:hAnsi="0xProto Nerd Font" w:cs="Google Sans"/>
-          <w:color w:val="404040" w:themeColor="text1" w:themeTint="BF"/>
-          <w:sz w:val="16"/>
-          <w:szCs w:val="16"/>
-        </w:rPr>
-        <w:t>docker-logrotate</w:t>
-      </w:r>
-      <w:r>
-        <w:rPr>
-          <w:rFonts w:ascii="0xProto Nerd Font" w:hAnsi="0xProto Nerd Font" w:cs="Google Sans"/>
-          <w:color w:val="404040" w:themeColor="text1" w:themeTint="BF"/>
-          <w:sz w:val="16"/>
-          <w:szCs w:val="16"/>
-        </w:rPr>
-        <w:t xml:space="preserve"> </w:t>
-      </w:r>
-      <w:r>
-        <w:rPr>
-          <w:rFonts w:ascii="0xProto Nerd Font" w:hAnsi="0xProto Nerd Font" w:cs="Google Sans"/>
-          <w:color w:val="404040" w:themeColor="text1" w:themeTint="BF"/>
-          <w:sz w:val="16"/>
-          <w:szCs w:val="16"/>
-        </w:rPr>
-        <w:t>docker-engine</w:t>
-      </w:r>
-    </w:p>
-    <w:p>
-      <w:pPr>
-        <w:rPr>
-          <w:rFonts w:ascii="Google Sans" w:hAnsi="Google Sans" w:cs="Google Sans"/>
-          <w:color w:val="404040" w:themeColor="text1" w:themeTint="BF"/>
-          <w:sz w:val="20"/>
-          <w:szCs w:val="20"/>
-        </w:rPr>
-      </w:pPr>
-    </w:p>
-    <w:p>
-      <w:pPr>
-        <w:rPr>
-          <w:rFonts w:ascii="Google Sans" w:hAnsi="Google Sans" w:cs="Google Sans"/>
-          <w:color w:val="404040" w:themeColor="text1" w:themeTint="BF"/>
-          <w:sz w:val="20"/>
-          <w:szCs w:val="20"/>
-        </w:rPr>
-      </w:pPr>
-      <w:r>
-        <w:rPr>
-          <w:rFonts w:ascii="Google Sans" w:hAnsi="Google Sans" w:cs="Google Sans"/>
-          <w:color w:val="404040" w:themeColor="text1" w:themeTint="BF"/>
-          <w:sz w:val="20"/>
-          <w:szCs w:val="20"/>
-        </w:rPr>
-        <w:t>Set up the repository</w:t>
-      </w:r>
-    </w:p>
-    <w:p>
-      <w:pPr>
-        <w:rPr>
-          <w:rFonts w:ascii="0xProto Nerd Font" w:hAnsi="0xProto Nerd Font" w:cs="Google Sans"/>
-          <w:color w:val="404040" w:themeColor="text1" w:themeTint="BF"/>
-          <w:sz w:val="16"/>
-          <w:szCs w:val="16"/>
-        </w:rPr>
-      </w:pPr>
-      <w:r>
-        <w:rPr>
-          <w:rFonts w:ascii="0xProto Nerd Font" w:hAnsi="0xProto Nerd Font" w:cs="Google Sans"/>
-          <w:color w:val="70AD47" w:themeColor="accent6"/>
-          <w:sz w:val="16"/>
-          <w:szCs w:val="16"/>
-        </w:rPr>
-        <w:t xml:space="preserve">[corporealsoul@corporealsoul-server ~]$ </w:t>
-      </w:r>
-      <w:r>
-        <w:rPr>
-          <w:rFonts w:ascii="0xProto Nerd Font" w:hAnsi="0xProto Nerd Font" w:cs="Google Sans"/>
-          <w:color w:val="404040" w:themeColor="text1" w:themeTint="BF"/>
-          <w:sz w:val="16"/>
-          <w:szCs w:val="16"/>
-        </w:rPr>
-        <w:t>sudo dnf -y install dnf-plugins-core</w:t>
-      </w:r>
-    </w:p>
-    <w:p>
-      <w:pPr>
-        <w:rPr>
-          <w:rFonts w:ascii="0xProto Nerd Font" w:hAnsi="0xProto Nerd Font" w:cs="Google Sans"/>
-          <w:color w:val="404040" w:themeColor="text1" w:themeTint="BF"/>
-          <w:sz w:val="16"/>
-          <w:szCs w:val="16"/>
-        </w:rPr>
-      </w:pPr>
-      <w:r>
-        <w:rPr>
-          <w:rFonts w:ascii="0xProto Nerd Font" w:hAnsi="0xProto Nerd Font" w:cs="Google Sans"/>
-          <w:color w:val="70AD47" w:themeColor="accent6"/>
-          <w:sz w:val="16"/>
-          <w:szCs w:val="16"/>
-        </w:rPr>
-        <w:t xml:space="preserve">[corporealsoul@corporealsoul-server ~]$ </w:t>
-      </w:r>
-      <w:r>
-        <w:rPr>
-          <w:rFonts w:ascii="0xProto Nerd Font" w:hAnsi="0xProto Nerd Font" w:cs="Google Sans"/>
-          <w:color w:val="404040" w:themeColor="text1" w:themeTint="BF"/>
-          <w:sz w:val="16"/>
-          <w:szCs w:val="16"/>
-        </w:rPr>
-        <w:t>sudo dnf config-manager --add-repo </w:t>
-      </w:r>
-      <w:hyperlink r:id="rId8" w:history="1">
-        <w:r>
-          <w:rPr>
-            <w:rStyle w:val="Hyperlink"/>
-            <w:rFonts w:ascii="0xProto Nerd Font" w:hAnsi="0xProto Nerd Font" w:cs="Google Sans"/>
-            <w:color w:val="404040" w:themeColor="text1" w:themeTint="BF"/>
-            <w:sz w:val="16"/>
-            <w:szCs w:val="16"/>
-          </w:rPr>
-          <w:t>https://download.docker.com/linux/centos/docker-ce.repo</w:t>
-        </w:r>
-      </w:hyperlink>
-    </w:p>
-    <w:p>
-      <w:pPr>
-        <w:rPr>
-          <w:rFonts w:ascii="Google Sans" w:hAnsi="Google Sans" w:cs="Google Sans"/>
-          <w:color w:val="404040" w:themeColor="text1" w:themeTint="BF"/>
-          <w:sz w:val="20"/>
-          <w:szCs w:val="20"/>
-        </w:rPr>
-      </w:pPr>
-    </w:p>
-    <w:p>
-      <w:pPr>
-        <w:rPr>
-          <w:rFonts w:ascii="Google Sans" w:hAnsi="Google Sans" w:cs="Google Sans"/>
-          <w:color w:val="404040" w:themeColor="text1" w:themeTint="BF"/>
-          <w:sz w:val="20"/>
-          <w:szCs w:val="20"/>
-        </w:rPr>
-      </w:pPr>
-      <w:r>
-        <w:rPr>
-          <w:rFonts w:ascii="Google Sans" w:hAnsi="Google Sans" w:cs="Google Sans"/>
-          <w:color w:val="404040" w:themeColor="text1" w:themeTint="BF"/>
-          <w:sz w:val="20"/>
-          <w:szCs w:val="20"/>
-        </w:rPr>
-        <w:t>Install the Docker packages.</w:t>
-      </w:r>
-    </w:p>
-    <w:p>
-      <w:pPr>
-        <w:rPr>
-          <w:rFonts w:ascii="0xProto Nerd Font" w:hAnsi="0xProto Nerd Font" w:cs="Google Sans"/>
-          <w:color w:val="404040" w:themeColor="text1" w:themeTint="BF"/>
-          <w:sz w:val="16"/>
-          <w:szCs w:val="16"/>
-        </w:rPr>
-      </w:pPr>
-      <w:r>
-        <w:rPr>
-          <w:rFonts w:ascii="0xProto Nerd Font" w:hAnsi="0xProto Nerd Font" w:cs="Google Sans"/>
-          <w:color w:val="70AD47" w:themeColor="accent6"/>
-          <w:sz w:val="16"/>
-          <w:szCs w:val="16"/>
-        </w:rPr>
-        <w:t xml:space="preserve">[corporealsoul@corporealsoul-server ~]$ </w:t>
-      </w:r>
-      <w:r>
-        <w:rPr>
-          <w:rFonts w:ascii="0xProto Nerd Font" w:hAnsi="0xProto Nerd Font" w:cs="Google Sans"/>
-          <w:color w:val="404040" w:themeColor="text1" w:themeTint="BF"/>
-          <w:sz w:val="16"/>
-          <w:szCs w:val="16"/>
-        </w:rPr>
-        <w:t>sudo dnf install docker-ce docker-ce-cli containerd.io docker-buildx-plugin docker-compose-plugin</w:t>
-      </w:r>
-    </w:p>
-    <w:p>
-      <w:pPr>
-        <w:rPr>
-          <w:rFonts w:ascii="Google Sans" w:hAnsi="Google Sans" w:cs="Google Sans"/>
-          <w:color w:val="404040" w:themeColor="text1" w:themeTint="BF"/>
-          <w:sz w:val="20"/>
-          <w:szCs w:val="20"/>
-        </w:rPr>
-      </w:pPr>
-    </w:p>
-    <w:p>
-      <w:pPr>
-        <w:rPr>
-          <w:rFonts w:ascii="Google Sans" w:hAnsi="Google Sans" w:cs="Google Sans"/>
-          <w:color w:val="404040" w:themeColor="text1" w:themeTint="BF"/>
-          <w:sz w:val="20"/>
-          <w:szCs w:val="20"/>
-        </w:rPr>
-      </w:pPr>
-      <w:r>
-        <w:rPr>
-          <w:rFonts w:ascii="Google Sans" w:hAnsi="Google Sans" w:cs="Google Sans"/>
-          <w:color w:val="404040" w:themeColor="text1" w:themeTint="BF"/>
-          <w:sz w:val="20"/>
-          <w:szCs w:val="20"/>
-        </w:rPr>
-        <w:t>Start Docker Engine.</w:t>
-      </w:r>
-    </w:p>
-    <w:p>
-      <w:pPr>
-        <w:rPr>
-          <w:rFonts w:ascii="0xProto Nerd Font" w:hAnsi="0xProto Nerd Font" w:cs="Google Sans"/>
-          <w:color w:val="404040" w:themeColor="text1" w:themeTint="BF"/>
-          <w:sz w:val="16"/>
-          <w:szCs w:val="16"/>
-        </w:rPr>
-      </w:pPr>
-      <w:r>
-        <w:rPr>
-          <w:rFonts w:ascii="0xProto Nerd Font" w:hAnsi="0xProto Nerd Font" w:cs="Google Sans"/>
-          <w:color w:val="70AD47" w:themeColor="accent6"/>
-          <w:sz w:val="16"/>
-          <w:szCs w:val="16"/>
-        </w:rPr>
-        <w:t xml:space="preserve">[corporealsoul@corporealsoul-server ~]$ </w:t>
-      </w:r>
-      <w:r>
-        <w:rPr>
-          <w:rFonts w:ascii="0xProto Nerd Font" w:hAnsi="0xProto Nerd Font" w:cs="Google Sans"/>
-          <w:color w:val="404040" w:themeColor="text1" w:themeTint="BF"/>
-          <w:sz w:val="16"/>
-          <w:szCs w:val="16"/>
-        </w:rPr>
-        <w:t>sudo systemctl enable --now docker</w:t>
-      </w:r>
-    </w:p>
-    <w:p>
-      <w:pPr>
-        <w:rPr>
-          <w:rFonts w:ascii="Google Sans" w:hAnsi="Google Sans" w:cs="Google Sans"/>
-          <w:color w:val="404040" w:themeColor="text1" w:themeTint="BF"/>
-          <w:sz w:val="20"/>
-          <w:szCs w:val="20"/>
-        </w:rPr>
-      </w:pPr>
-    </w:p>
-    <w:p>
-      <w:pPr>
-        <w:rPr>
-          <w:rFonts w:ascii="Google Sans" w:hAnsi="Google Sans" w:cs="Google Sans"/>
-          <w:color w:val="404040" w:themeColor="text1" w:themeTint="BF"/>
-          <w:sz w:val="20"/>
-          <w:szCs w:val="20"/>
-        </w:rPr>
-      </w:pPr>
-      <w:r>
-        <w:rPr>
-          <w:rFonts w:ascii="Google Sans" w:hAnsi="Google Sans" w:cs="Google Sans"/>
-          <w:color w:val="404040" w:themeColor="text1" w:themeTint="BF"/>
-          <w:sz w:val="20"/>
-          <w:szCs w:val="20"/>
-        </w:rPr>
-        <w:t>Verify that the installation is successful by running the hello-world image:</w:t>
-      </w:r>
-    </w:p>
-    <w:p>
-      <w:pPr>
-        <w:rPr>
-          <w:rFonts w:ascii="0xProto Nerd Font" w:hAnsi="0xProto Nerd Font" w:cs="Google Sans"/>
-          <w:color w:val="404040" w:themeColor="text1" w:themeTint="BF"/>
-          <w:sz w:val="16"/>
-          <w:szCs w:val="16"/>
-        </w:rPr>
-      </w:pPr>
-      <w:r>
-        <w:rPr>
-          <w:rFonts w:ascii="0xProto Nerd Font" w:hAnsi="0xProto Nerd Font" w:cs="Google Sans"/>
-          <w:color w:val="70AD47" w:themeColor="accent6"/>
-          <w:sz w:val="16"/>
-          <w:szCs w:val="16"/>
-        </w:rPr>
-        <w:t xml:space="preserve">[corporealsoul@corporealsoul-server ~]$ </w:t>
-      </w:r>
-      <w:r>
-        <w:rPr>
-          <w:rFonts w:ascii="0xProto Nerd Font" w:hAnsi="0xProto Nerd Font" w:cs="Google Sans"/>
-          <w:color w:val="404040" w:themeColor="text1" w:themeTint="BF"/>
-          <w:sz w:val="16"/>
-          <w:szCs w:val="16"/>
-        </w:rPr>
-        <w:t>sudo docker run hello-world</w:t>
-      </w:r>
-    </w:p>
-    <w:p>
-      <w:pPr>
-        <w:rPr>
-          <w:rFonts w:ascii="Google Sans" w:hAnsi="Google Sans" w:cs="Google Sans"/>
-          <w:color w:val="404040" w:themeColor="text1" w:themeTint="BF"/>
-          <w:sz w:val="20"/>
-          <w:szCs w:val="20"/>
-        </w:rPr>
-      </w:pPr>
-    </w:p>
-    <w:p>
-      <w:pPr>
-        <w:rPr>
-          <w:rFonts w:ascii="Google Sans" w:hAnsi="Google Sans" w:cs="Google Sans"/>
-          <w:color w:val="404040" w:themeColor="text1" w:themeTint="BF"/>
-          <w:sz w:val="24"/>
-          <w:szCs w:val="24"/>
-        </w:rPr>
-      </w:pPr>
-      <w:r>
-        <w:rPr>
-          <w:rFonts w:ascii="Google Sans" w:hAnsi="Google Sans" w:cs="Google Sans"/>
-          <w:color w:val="404040" w:themeColor="text1" w:themeTint="BF"/>
-          <w:sz w:val="24"/>
-          <w:szCs w:val="24"/>
-        </w:rPr>
-        <w:t>Post-installation steps for Docker Engine</w:t>
-      </w:r>
-    </w:p>
-    <w:p>
-      <w:pPr>
-        <w:rPr>
-          <w:rFonts w:ascii="Google Sans" w:hAnsi="Google Sans" w:cs="Google Sans"/>
-          <w:color w:val="404040" w:themeColor="text1" w:themeTint="BF"/>
-          <w:sz w:val="20"/>
-          <w:szCs w:val="20"/>
-        </w:rPr>
-      </w:pPr>
-      <w:hyperlink r:id="rId9" w:history="1">
-        <w:r>
-          <w:rPr>
-            <w:rStyle w:val="Hyperlink"/>
-            <w:rFonts w:ascii="Google Sans" w:hAnsi="Google Sans" w:cs="Google Sans"/>
-            <w:color w:val="404040" w:themeColor="text1" w:themeTint="BF"/>
-            <w:sz w:val="20"/>
-            <w:szCs w:val="20"/>
-          </w:rPr>
-          <w:t>https://docs.docker.com/engine/install/linux-postinstall/</w:t>
-        </w:r>
-      </w:hyperlink>
-    </w:p>
-    <w:p>
-      <w:pPr>
-        <w:rPr>
-          <w:rFonts w:ascii="Google Sans" w:hAnsi="Google Sans" w:cs="Google Sans"/>
-          <w:color w:val="404040" w:themeColor="text1" w:themeTint="BF"/>
-          <w:sz w:val="20"/>
-          <w:szCs w:val="20"/>
-        </w:rPr>
-      </w:pPr>
-      <w:r>
-        <w:rPr>
-          <w:rFonts w:ascii="Google Sans" w:hAnsi="Google Sans" w:cs="Google Sans"/>
-          <w:color w:val="404040" w:themeColor="text1" w:themeTint="BF"/>
-          <w:sz w:val="20"/>
-          <w:szCs w:val="20"/>
-        </w:rPr>
-        <w:t>Create the docker group.</w:t>
-      </w:r>
-    </w:p>
-    <w:p>
-      <w:pPr>
-        <w:rPr>
-          <w:rFonts w:ascii="0xProto Nerd Font" w:hAnsi="0xProto Nerd Font" w:cs="Google Sans"/>
-          <w:color w:val="404040" w:themeColor="text1" w:themeTint="BF"/>
-          <w:sz w:val="16"/>
-          <w:szCs w:val="16"/>
-        </w:rPr>
-      </w:pPr>
-      <w:r>
-        <w:rPr>
-          <w:rFonts w:ascii="0xProto Nerd Font" w:hAnsi="0xProto Nerd Font" w:cs="Google Sans"/>
-          <w:color w:val="70AD47" w:themeColor="accent6"/>
-          <w:sz w:val="16"/>
-          <w:szCs w:val="16"/>
-        </w:rPr>
-        <w:t xml:space="preserve">[corporealsoul@corporealsoul-server ~]$ </w:t>
-      </w:r>
-      <w:r>
-        <w:rPr>
-          <w:rFonts w:ascii="0xProto Nerd Font" w:hAnsi="0xProto Nerd Font" w:cs="Google Sans"/>
-          <w:color w:val="404040" w:themeColor="text1" w:themeTint="BF"/>
-          <w:sz w:val="16"/>
-          <w:szCs w:val="16"/>
-        </w:rPr>
-        <w:t>sudo groupadd docker</w:t>
-      </w:r>
-    </w:p>
-    <w:p>
-      <w:pPr>
-        <w:rPr>
-          <w:rFonts w:ascii="Google Sans" w:hAnsi="Google Sans" w:cs="Google Sans"/>
-          <w:color w:val="404040" w:themeColor="text1" w:themeTint="BF"/>
-          <w:sz w:val="20"/>
-          <w:szCs w:val="20"/>
-        </w:rPr>
-      </w:pPr>
-    </w:p>
-    <w:p>
-      <w:pPr>
-        <w:rPr>
-          <w:rFonts w:ascii="Google Sans" w:hAnsi="Google Sans" w:cs="Google Sans"/>
-          <w:color w:val="404040" w:themeColor="text1" w:themeTint="BF"/>
-          <w:sz w:val="20"/>
-          <w:szCs w:val="20"/>
-        </w:rPr>
-      </w:pPr>
-      <w:r>
-        <w:rPr>
-          <w:rFonts w:ascii="Google Sans" w:hAnsi="Google Sans" w:cs="Google Sans"/>
-          <w:color w:val="404040" w:themeColor="text1" w:themeTint="BF"/>
-          <w:sz w:val="20"/>
-          <w:szCs w:val="20"/>
-        </w:rPr>
-        <w:t>Add your user to the docker group</w:t>
-      </w:r>
-    </w:p>
-    <w:p>
-      <w:pPr>
-        <w:rPr>
-          <w:rFonts w:ascii="0xProto Nerd Font" w:hAnsi="0xProto Nerd Font" w:cs="Google Sans"/>
-          <w:color w:val="404040" w:themeColor="text1" w:themeTint="BF"/>
-          <w:sz w:val="16"/>
-          <w:szCs w:val="16"/>
-        </w:rPr>
-      </w:pPr>
-      <w:r>
-        <w:rPr>
-          <w:rFonts w:ascii="0xProto Nerd Font" w:hAnsi="0xProto Nerd Font" w:cs="Google Sans"/>
-          <w:color w:val="70AD47" w:themeColor="accent6"/>
-          <w:sz w:val="16"/>
-          <w:szCs w:val="16"/>
-        </w:rPr>
-        <w:t xml:space="preserve">[corporealsoul@corporealsoul-server ~]$ </w:t>
-      </w:r>
-      <w:r>
-        <w:rPr>
-          <w:rFonts w:ascii="0xProto Nerd Font" w:hAnsi="0xProto Nerd Font" w:cs="Google Sans"/>
-          <w:color w:val="404040" w:themeColor="text1" w:themeTint="BF"/>
-          <w:sz w:val="16"/>
-          <w:szCs w:val="16"/>
-        </w:rPr>
-        <w:t>sudo usermod -aG docker $USER</w:t>
-      </w:r>
-    </w:p>
-    <w:p>
-      <w:pPr>
-        <w:rPr>
-          <w:rFonts w:ascii="Google Sans" w:hAnsi="Google Sans" w:cs="Google Sans"/>
-          <w:color w:val="404040" w:themeColor="text1" w:themeTint="BF"/>
-          <w:sz w:val="20"/>
-          <w:szCs w:val="20"/>
-        </w:rPr>
-      </w:pPr>
-    </w:p>
-    <w:p>
-      <w:pPr>
-        <w:rPr>
-          <w:rFonts w:ascii="Google Sans" w:hAnsi="Google Sans" w:cs="Google Sans"/>
-          <w:color w:val="404040" w:themeColor="text1" w:themeTint="BF"/>
-          <w:sz w:val="20"/>
-          <w:szCs w:val="20"/>
-        </w:rPr>
-      </w:pPr>
-      <w:r>
-        <w:rPr>
-          <w:rFonts w:ascii="Google Sans" w:hAnsi="Google Sans" w:cs="Google Sans"/>
-          <w:color w:val="404040" w:themeColor="text1" w:themeTint="BF"/>
-          <w:sz w:val="20"/>
-          <w:szCs w:val="20"/>
-        </w:rPr>
-        <w:t>C</w:t>
-      </w:r>
-      <w:r>
-        <w:rPr>
-          <w:rFonts w:ascii="Google Sans" w:hAnsi="Google Sans" w:cs="Google Sans"/>
-          <w:color w:val="404040" w:themeColor="text1" w:themeTint="BF"/>
-          <w:sz w:val="20"/>
-          <w:szCs w:val="20"/>
-        </w:rPr>
-        <w:t>ommand to activate the changes to groups</w:t>
-      </w:r>
-    </w:p>
-    <w:p>
-      <w:pPr>
-        <w:rPr>
-          <w:rFonts w:ascii="0xProto Nerd Font" w:hAnsi="0xProto Nerd Font" w:cs="Google Sans"/>
-          <w:color w:val="404040" w:themeColor="text1" w:themeTint="BF"/>
-          <w:sz w:val="16"/>
-          <w:szCs w:val="16"/>
-        </w:rPr>
-      </w:pPr>
-      <w:r>
-        <w:rPr>
-          <w:rFonts w:ascii="0xProto Nerd Font" w:hAnsi="0xProto Nerd Font" w:cs="Google Sans"/>
-          <w:color w:val="70AD47" w:themeColor="accent6"/>
-          <w:sz w:val="16"/>
-          <w:szCs w:val="16"/>
-        </w:rPr>
-        <w:t xml:space="preserve">[corporealsoul@corporealsoul-server ~]$ </w:t>
-      </w:r>
-      <w:r>
-        <w:rPr>
-          <w:rFonts w:ascii="0xProto Nerd Font" w:hAnsi="0xProto Nerd Font" w:cs="Google Sans"/>
-          <w:color w:val="404040" w:themeColor="text1" w:themeTint="BF"/>
-          <w:sz w:val="16"/>
-          <w:szCs w:val="16"/>
-        </w:rPr>
-        <w:t>newgrp docker</w:t>
-      </w:r>
-    </w:p>
-    <w:p>
-      <w:pPr>
-        <w:rPr>
-          <w:rFonts w:ascii="Google Sans" w:hAnsi="Google Sans" w:cs="Google Sans"/>
-          <w:color w:val="404040" w:themeColor="text1" w:themeTint="BF"/>
-          <w:sz w:val="20"/>
-          <w:szCs w:val="20"/>
-        </w:rPr>
-      </w:pPr>
-    </w:p>
-    <w:p>
-      <w:pPr>
-        <w:rPr>
-          <w:rFonts w:ascii="Google Sans" w:hAnsi="Google Sans" w:cs="Google Sans"/>
-          <w:color w:val="404040" w:themeColor="text1" w:themeTint="BF"/>
-          <w:sz w:val="20"/>
-          <w:szCs w:val="20"/>
-        </w:rPr>
-      </w:pPr>
-      <w:r>
-        <w:rPr>
-          <w:rFonts w:ascii="Google Sans" w:hAnsi="Google Sans" w:cs="Google Sans"/>
-          <w:color w:val="404040" w:themeColor="text1" w:themeTint="BF"/>
-          <w:sz w:val="20"/>
-          <w:szCs w:val="20"/>
-        </w:rPr>
-        <w:t>Validate</w:t>
-      </w:r>
-      <w:r>
-        <w:rPr>
-          <w:rFonts w:ascii="Google Sans" w:hAnsi="Google Sans" w:cs="Google Sans"/>
-          <w:color w:val="404040" w:themeColor="text1" w:themeTint="BF"/>
-          <w:sz w:val="20"/>
-          <w:szCs w:val="20"/>
-        </w:rPr>
-        <w:t xml:space="preserve"> docker commands without sudo</w:t>
-      </w:r>
-    </w:p>
-    <w:p>
-      <w:pPr>
-        <w:rPr>
-          <w:rFonts w:ascii="0xProto Nerd Font" w:hAnsi="0xProto Nerd Font" w:cs="Google Sans"/>
-          <w:color w:val="404040" w:themeColor="text1" w:themeTint="BF"/>
-          <w:sz w:val="16"/>
-          <w:szCs w:val="16"/>
-        </w:rPr>
-      </w:pPr>
-      <w:r>
-        <w:rPr>
-          <w:rFonts w:ascii="0xProto Nerd Font" w:hAnsi="0xProto Nerd Font" w:cs="Google Sans"/>
-          <w:color w:val="70AD47" w:themeColor="accent6"/>
-          <w:sz w:val="16"/>
-          <w:szCs w:val="16"/>
-        </w:rPr>
-        <w:t xml:space="preserve">[corporealsoul@corporealsoul-server ~]$ </w:t>
-      </w:r>
-      <w:r>
-        <w:rPr>
-          <w:rFonts w:ascii="0xProto Nerd Font" w:hAnsi="0xProto Nerd Font" w:cs="Google Sans"/>
-          <w:color w:val="404040" w:themeColor="text1" w:themeTint="BF"/>
-          <w:sz w:val="16"/>
-          <w:szCs w:val="16"/>
-        </w:rPr>
-        <w:t>docker run hello-world</w:t>
-      </w:r>
+          <w:sz w:val="18"/>
+          <w:szCs w:val="18"/>
+        </w:rPr>
+      </w:pPr>
+      <w:r>
+        <w:rPr>
+          <w:rFonts w:ascii="Google Sans" w:hAnsi="Google Sans" w:cs="Google Sans"/>
+          <w:color w:val="70AD47" w:themeColor="accent6"/>
+          <w:sz w:val="18"/>
+          <w:szCs w:val="18"/>
+        </w:rPr>
+        <w:t xml:space="preserve">[corporealsoul@corporealsoul-server 12:00:07 </w:t>
+      </w:r>
+      <w:proofErr w:type="spellStart"/>
+      <w:r>
+        <w:rPr>
+          <w:rFonts w:ascii="Google Sans" w:hAnsi="Google Sans" w:cs="Google Sans"/>
+          <w:color w:val="70AD47" w:themeColor="accent6"/>
+          <w:sz w:val="18"/>
+          <w:szCs w:val="18"/>
+        </w:rPr>
+        <w:t>Portainer</w:t>
+      </w:r>
+      <w:proofErr w:type="spellEnd"/>
+      <w:r>
+        <w:rPr>
+          <w:rFonts w:ascii="Google Sans" w:hAnsi="Google Sans" w:cs="Google Sans"/>
+          <w:color w:val="70AD47" w:themeColor="accent6"/>
+          <w:sz w:val="18"/>
+          <w:szCs w:val="18"/>
+        </w:rPr>
+        <w:t xml:space="preserve">]$ </w:t>
+      </w:r>
+      <w:r>
+        <w:rPr>
+          <w:rFonts w:ascii="Google Sans" w:hAnsi="Google Sans" w:cs="Google Sans"/>
+          <w:sz w:val="18"/>
+          <w:szCs w:val="18"/>
+        </w:rPr>
+        <w:t xml:space="preserve">sudo docker restart </w:t>
+      </w:r>
+      <w:proofErr w:type="spellStart"/>
+      <w:r>
+        <w:rPr>
+          <w:rFonts w:ascii="Google Sans" w:hAnsi="Google Sans" w:cs="Google Sans"/>
+          <w:sz w:val="18"/>
+          <w:szCs w:val="18"/>
+        </w:rPr>
+        <w:t>portainer</w:t>
+      </w:r>
+      <w:proofErr w:type="spellEnd"/>
     </w:p>
     <w:sectPr>
-      <w:headerReference w:type="default" r:id="rId10"/>
-      <w:footerReference w:type="default" r:id="rId11"/>
+      <w:headerReference w:type="default" r:id="rId7"/>
+      <w:footerReference w:type="default" r:id="rId8"/>
       <w:pgSz w:w="11906" w:h="16838" w:code="9"/>
       <w:pgMar w:top="720" w:right="720" w:bottom="720" w:left="720" w:header="340" w:footer="708" w:gutter="0"/>
       <w:cols w:space="708"/>
